--- a/assets/docs/Krish_Mistry_Resume.docx
+++ b/assets/docs/Krish_Mistry_Resume.docx
@@ -243,7 +243,23 @@
         <w:br/>
       </w:r>
       <w:r>
-        <w:t>Final-year B.E. Information Technology student (CGPA 9.2/10) specializing in full-stack web development, frontend engineering, and applied machine learning. Shipped 8 production-grade applications using React, Next.js, TypeScript, Node.js, Flutter, Django, and TensorFlow, including a real-time 3D data-visualization dashboard and an on-device computer-vision app. Experienced building and consuming REST APIs, integrating LLMs (Gemini 2.0 Flash) into production workflows, and deploying scalable systems on Firebase/Vercel. Currently ML Engineering Intern at Flyrank AI. Runner-Up, Colloquium '25 (200+ teams); Google Student Ambassador 2026.</w:t>
+        <w:t>Final-year B.E. Information Technology student (CGPA 9.2/10) specializing in full-stack web development, frontend engineering, and applied machine learning. Shipped 8 production-grade applications using React, Next.js, TypeScript, Node.js, Flutter, Django, and TensorFlow, including a real-time 3D data-visualization dashboard and an on-device computer-vision app. Experienced building and consuming REST APIs, integrating LLMs (Gemini 2.0 Flash) into production workflows, and deploying scalable systems on Firebase/</w:t>
+      </w:r>
+      <w:proofErr w:type="spellStart"/>
+      <w:r>
+        <w:t>Vercel</w:t>
+      </w:r>
+      <w:proofErr w:type="spellEnd"/>
+      <w:r>
+        <w:t xml:space="preserve">. Currently ML Engineering Intern at </w:t>
+      </w:r>
+      <w:proofErr w:type="spellStart"/>
+      <w:r>
+        <w:t>Flyrank</w:t>
+      </w:r>
+      <w:proofErr w:type="spellEnd"/>
+      <w:r>
+        <w:t xml:space="preserve"> AI. Runner-Up, Colloquium '25 (200+ teams); Google Student Ambassador 2026.</w:t>
       </w:r>
       <w:r>
         <w:br/>
@@ -616,8 +632,19 @@
           <w:sz w:val="19"/>
           <w:szCs w:val="19"/>
         </w:rPr>
-        <w:t xml:space="preserve">  Flyrank</w:t>
-      </w:r>
+        <w:t xml:space="preserve">  </w:t>
+      </w:r>
+      <w:proofErr w:type="spellStart"/>
+      <w:r>
+        <w:rPr>
+          <w:b/>
+          <w:bCs/>
+          <w:sz w:val="19"/>
+          <w:szCs w:val="19"/>
+        </w:rPr>
+        <w:t>Flyrank</w:t>
+      </w:r>
+      <w:proofErr w:type="spellEnd"/>
       <w:r>
         <w:rPr>
           <w:b/>
@@ -715,13 +742,23 @@
         </w:tabs>
         <w:spacing w:before="20" w:after="40"/>
       </w:pPr>
-      <w:r>
-        <w:rPr>
-          <w:i/>
-          <w:iCs/>
-          <w:color w:val="371E77"/>
-        </w:rPr>
-        <w:t>Startup · Remote</w:t>
+      <w:proofErr w:type="spellStart"/>
+      <w:r>
+        <w:rPr>
+          <w:i/>
+          <w:iCs/>
+          <w:color w:val="371E77"/>
+        </w:rPr>
+        <w:t>Startup</w:t>
+      </w:r>
+      <w:proofErr w:type="spellEnd"/>
+      <w:r>
+        <w:rPr>
+          <w:i/>
+          <w:iCs/>
+          <w:color w:val="371E77"/>
+        </w:rPr>
+        <w:t xml:space="preserve"> · Remote</w:t>
       </w:r>
       <w:r>
         <w:rPr>
@@ -760,7 +797,23 @@
         <w:t xml:space="preserve"> -</w:t>
       </w:r>
       <w:r>
-        <w:t xml:space="preserve"> designing and building scalable machine learning models for Flyrank's core product in a fast-moving startup environment</w:t>
+        <w:t xml:space="preserve"> designing and building scalable machine learning models for </w:t>
+      </w:r>
+      <w:proofErr w:type="spellStart"/>
+      <w:r>
+        <w:t>Flyrank's</w:t>
+      </w:r>
+      <w:proofErr w:type="spellEnd"/>
+      <w:r>
+        <w:t xml:space="preserve"> core product in a fast-moving </w:t>
+      </w:r>
+      <w:proofErr w:type="spellStart"/>
+      <w:r>
+        <w:t>startup</w:t>
+      </w:r>
+      <w:proofErr w:type="spellEnd"/>
+      <w:r>
+        <w:t xml:space="preserve"> environment</w:t>
       </w:r>
       <w:r>
         <w:t>.</w:t>
@@ -782,7 +835,15 @@
         <w:t>Integrate ML models via REST APIs</w:t>
       </w:r>
       <w:r>
-        <w:t xml:space="preserve"> in collaboration with cross-functional engineering teams, ensuring seamless feature functionality across Flyrank's platform.</w:t>
+        <w:t xml:space="preserve"> in collaboration with cross-functional engineering teams, ensuring seamless feature functionality across </w:t>
+      </w:r>
+      <w:proofErr w:type="spellStart"/>
+      <w:r>
+        <w:t>Flyrank's</w:t>
+      </w:r>
+      <w:proofErr w:type="spellEnd"/>
+      <w:r>
+        <w:t xml:space="preserve"> platform.</w:t>
       </w:r>
     </w:p>
     <w:p>
@@ -819,7 +880,27 @@
           <w:sz w:val="19"/>
           <w:szCs w:val="19"/>
         </w:rPr>
-        <w:t xml:space="preserve">  InAmigos Foundation (IAF)</w:t>
+        <w:t xml:space="preserve">  </w:t>
+      </w:r>
+      <w:proofErr w:type="spellStart"/>
+      <w:r>
+        <w:rPr>
+          <w:b/>
+          <w:bCs/>
+          <w:sz w:val="19"/>
+          <w:szCs w:val="19"/>
+        </w:rPr>
+        <w:t>InAmigos</w:t>
+      </w:r>
+      <w:proofErr w:type="spellEnd"/>
+      <w:r>
+        <w:rPr>
+          <w:b/>
+          <w:bCs/>
+          <w:sz w:val="19"/>
+          <w:szCs w:val="19"/>
+        </w:rPr>
+        <w:t xml:space="preserve"> Foundation (IAF)</w:t>
       </w:r>
       <w:r>
         <w:rPr>
@@ -958,14 +1039,25 @@
         </w:tabs>
         <w:spacing w:before="100"/>
       </w:pPr>
-      <w:r>
-        <w:rPr>
-          <w:b/>
-          <w:bCs/>
-          <w:sz w:val="19"/>
-          <w:szCs w:val="19"/>
-        </w:rPr>
-        <w:t xml:space="preserve">ImpactGlobe </w:t>
+      <w:proofErr w:type="spellStart"/>
+      <w:r>
+        <w:rPr>
+          <w:b/>
+          <w:bCs/>
+          <w:sz w:val="19"/>
+          <w:szCs w:val="19"/>
+        </w:rPr>
+        <w:t>ImpactGlobe</w:t>
+      </w:r>
+      <w:proofErr w:type="spellEnd"/>
+      <w:r>
+        <w:rPr>
+          <w:b/>
+          <w:bCs/>
+          <w:sz w:val="19"/>
+          <w:szCs w:val="19"/>
+        </w:rPr>
+        <w:t xml:space="preserve"> </w:t>
       </w:r>
       <w:r>
         <w:rPr>
@@ -1054,7 +1146,51 @@
           <w:sz w:val="17"/>
           <w:szCs w:val="17"/>
         </w:rPr>
-        <w:t xml:space="preserve">Next.js 15 · TypeScript · Three.js · Gemini 2.0 Flash · Firebase · Vercel · Open-Meteo / USGS / NASA </w:t>
+        <w:t xml:space="preserve">Next.js 15 · TypeScript · Three.js · Gemini 2.0 Flash · Firebase · </w:t>
+      </w:r>
+      <w:proofErr w:type="spellStart"/>
+      <w:r>
+        <w:rPr>
+          <w:i/>
+          <w:iCs/>
+          <w:color w:val="555555"/>
+          <w:sz w:val="17"/>
+          <w:szCs w:val="17"/>
+        </w:rPr>
+        <w:t>Vercel</w:t>
+      </w:r>
+      <w:proofErr w:type="spellEnd"/>
+      <w:r>
+        <w:rPr>
+          <w:i/>
+          <w:iCs/>
+          <w:color w:val="555555"/>
+          <w:sz w:val="17"/>
+          <w:szCs w:val="17"/>
+        </w:rPr>
+        <w:t xml:space="preserve"> · Open-</w:t>
+      </w:r>
+      <w:proofErr w:type="spellStart"/>
+      <w:r>
+        <w:rPr>
+          <w:i/>
+          <w:iCs/>
+          <w:color w:val="555555"/>
+          <w:sz w:val="17"/>
+          <w:szCs w:val="17"/>
+        </w:rPr>
+        <w:t>Meteo</w:t>
+      </w:r>
+      <w:proofErr w:type="spellEnd"/>
+      <w:r>
+        <w:rPr>
+          <w:i/>
+          <w:iCs/>
+          <w:color w:val="555555"/>
+          <w:sz w:val="17"/>
+          <w:szCs w:val="17"/>
+        </w:rPr>
+        <w:t xml:space="preserve"> / USGS / NASA </w:t>
       </w:r>
       <w:proofErr w:type="gramStart"/>
       <w:r>
@@ -1098,8 +1234,17 @@
             <w:color w:val="371E77"/>
             <w:u w:val="single"/>
           </w:rPr>
-          <w:t>impact-globe.vercel.app</w:t>
+          <w:t>impact-</w:t>
         </w:r>
+        <w:proofErr w:type="spellStart"/>
+        <w:r>
+          <w:rPr>
+            <w:color w:val="371E77"/>
+            <w:u w:val="single"/>
+          </w:rPr>
+          <w:t>globe.vercel.app</w:t>
+        </w:r>
+        <w:proofErr w:type="spellEnd"/>
       </w:hyperlink>
       <w:r>
         <w:rPr>
@@ -1118,6 +1263,13 @@
           <w:t>GitHub</w:t>
         </w:r>
       </w:hyperlink>
+      <w:r>
+        <w:rPr>
+          <w:color w:val="371E77"/>
+          <w:u w:val="single"/>
+        </w:rPr>
+        <w:br/>
+      </w:r>
     </w:p>
     <w:p>
       <w:pPr>
@@ -1135,7 +1287,15 @@
         <w:t>Engineered a real-time geopolitical intelligence platform</w:t>
       </w:r>
       <w:r>
-        <w:t xml:space="preserve"> on a 3D interactive globe (Three.js + Leaflet) by streaming 7 live environmental overlays - earthquakes, wildfires, AQI, and wind - via Open-Meteo, USGS, and NASA EONET APIs, achieving sub-400ms UI render through Firebase Realtime push and debounced listener batching to eliminate frame drops.</w:t>
+        <w:t xml:space="preserve"> on a 3D interactive globe (Three.js + Leaflet) by streaming 7 live environmental overlays - earthquakes, wildfires, AQI, and wind - via Open-</w:t>
+      </w:r>
+      <w:proofErr w:type="spellStart"/>
+      <w:r>
+        <w:t>Meteo</w:t>
+      </w:r>
+      <w:proofErr w:type="spellEnd"/>
+      <w:r>
+        <w:t>, USGS, and NASA EONET APIs, achieving sub-400ms UI render through Firebase Realtime push and debounced listener batching to eliminate frame drops.</w:t>
       </w:r>
     </w:p>
     <w:p>
@@ -1154,7 +1314,23 @@
         <w:t>Integrated Google Gemini 2.0 Flash as an autonomous AI agent</w:t>
       </w:r>
       <w:r>
-        <w:t xml:space="preserve"> by implementing automated Vercel cron jobs to generate 6 structured geopolitical intelligence briefs with direct Forex impact analysis (EUR/USD, XAU/USD) every 4 hours - zero manual trigger required</w:t>
+        <w:t xml:space="preserve"> by implementing automated </w:t>
+      </w:r>
+      <w:proofErr w:type="spellStart"/>
+      <w:r>
+        <w:t>Vercel</w:t>
+      </w:r>
+      <w:proofErr w:type="spellEnd"/>
+      <w:r>
+        <w:t xml:space="preserve"> </w:t>
+      </w:r>
+      <w:proofErr w:type="spellStart"/>
+      <w:r>
+        <w:t>cron</w:t>
+      </w:r>
+      <w:proofErr w:type="spellEnd"/>
+      <w:r>
+        <w:t xml:space="preserve"> jobs to generate 6 structured geopolitical intelligence briefs with direct Forex impact analysis (EUR/USD, XAU/USD) every 4 hours - zero manual trigger required</w:t>
       </w:r>
       <w:r>
         <w:t>.</w:t>
@@ -1167,14 +1343,25 @@
         </w:tabs>
         <w:spacing w:before="100"/>
       </w:pPr>
-      <w:r>
-        <w:rPr>
-          <w:b/>
-          <w:bCs/>
-          <w:sz w:val="19"/>
-          <w:szCs w:val="19"/>
-        </w:rPr>
-        <w:t xml:space="preserve">HemiSphere </w:t>
+      <w:proofErr w:type="spellStart"/>
+      <w:r>
+        <w:rPr>
+          <w:b/>
+          <w:bCs/>
+          <w:sz w:val="19"/>
+          <w:szCs w:val="19"/>
+        </w:rPr>
+        <w:t>HemiSphere</w:t>
+      </w:r>
+      <w:proofErr w:type="spellEnd"/>
+      <w:r>
+        <w:rPr>
+          <w:b/>
+          <w:bCs/>
+          <w:sz w:val="19"/>
+          <w:szCs w:val="19"/>
+        </w:rPr>
+        <w:t xml:space="preserve"> </w:t>
       </w:r>
       <w:r>
         <w:rPr>
@@ -1263,9 +1450,9 @@
           <w:sz w:val="17"/>
           <w:szCs w:val="17"/>
         </w:rPr>
-        <w:t xml:space="preserve">Flutter · Firebase Firestore · TensorFlow · MobileNetV3 CNN · Python · </w:t>
-      </w:r>
-      <w:proofErr w:type="gramStart"/>
+        <w:t xml:space="preserve">Flutter · Firebase </w:t>
+      </w:r>
+      <w:proofErr w:type="spellStart"/>
       <w:r>
         <w:rPr>
           <w:i/>
@@ -1274,17 +1461,19 @@
           <w:sz w:val="17"/>
           <w:szCs w:val="17"/>
         </w:rPr>
-        <w:t>Dart</w:t>
-      </w:r>
-      <w:r>
-        <w:rPr>
+        <w:t>Firestore</w:t>
+      </w:r>
+      <w:proofErr w:type="spellEnd"/>
+      <w:r>
+        <w:rPr>
+          <w:i/>
+          <w:iCs/>
           <w:color w:val="555555"/>
           <w:sz w:val="17"/>
           <w:szCs w:val="17"/>
         </w:rPr>
-        <w:t xml:space="preserve">  |</w:t>
-      </w:r>
-      <w:proofErr w:type="gramEnd"/>
+        <w:t xml:space="preserve"> · TensorFlow · MobileNetV3 CNN · Python · Dart</w:t>
+      </w:r>
       <w:r>
         <w:rPr>
           <w:color w:val="555555"/>
@@ -1292,6 +1481,14 @@
           <w:szCs w:val="17"/>
         </w:rPr>
         <w:t xml:space="preserve">  </w:t>
+      </w:r>
+      <w:r>
+        <w:rPr>
+          <w:color w:val="555555"/>
+          <w:sz w:val="17"/>
+          <w:szCs w:val="17"/>
+        </w:rPr>
+        <w:br/>
       </w:r>
       <w:hyperlink r:id="rId11" w:history="1">
         <w:r>
@@ -1299,8 +1496,17 @@
             <w:color w:val="371E77"/>
             <w:u w:val="single"/>
           </w:rPr>
-          <w:t>hemisphere-dev.vercel.app</w:t>
+          <w:t>hemisphere-</w:t>
         </w:r>
+        <w:proofErr w:type="spellStart"/>
+        <w:r>
+          <w:rPr>
+            <w:color w:val="371E77"/>
+            <w:u w:val="single"/>
+          </w:rPr>
+          <w:t>dev.vercel.app</w:t>
+        </w:r>
+        <w:proofErr w:type="spellEnd"/>
       </w:hyperlink>
       <w:r>
         <w:rPr>
@@ -1319,6 +1525,13 @@
           <w:t>GitHub</w:t>
         </w:r>
       </w:hyperlink>
+      <w:r>
+        <w:rPr>
+          <w:color w:val="371E77"/>
+          <w:u w:val="single"/>
+        </w:rPr>
+        <w:br/>
+      </w:r>
     </w:p>
     <w:p>
       <w:pPr>
@@ -1355,7 +1568,15 @@
         <w:t>Delivered real-time community safety monitoring</w:t>
       </w:r>
       <w:r>
-        <w:t xml:space="preserve"> across Android and iOS by implementing Flutter + Firebase Firestore with real-time sync, enabling neighbourhood incident reporting, resource sharing, and alert broadcasting for all community members simultaneously.</w:t>
+        <w:t xml:space="preserve"> across Android and iOS by implementing Flutter + Firebase </w:t>
+      </w:r>
+      <w:proofErr w:type="spellStart"/>
+      <w:r>
+        <w:t>Firestore</w:t>
+      </w:r>
+      <w:proofErr w:type="spellEnd"/>
+      <w:r>
+        <w:t xml:space="preserve"> with real-time sync, enabling neighbourhood incident reporting, resource sharing, and alert broadcasting for all community members simultaneously.</w:t>
       </w:r>
     </w:p>
     <w:p>
@@ -1365,14 +1586,25 @@
         </w:tabs>
         <w:spacing w:before="100"/>
       </w:pPr>
-      <w:r>
-        <w:rPr>
-          <w:b/>
-          <w:bCs/>
-          <w:sz w:val="19"/>
-          <w:szCs w:val="19"/>
-        </w:rPr>
-        <w:t xml:space="preserve">ChessAnalyzer </w:t>
+      <w:proofErr w:type="spellStart"/>
+      <w:r>
+        <w:rPr>
+          <w:b/>
+          <w:bCs/>
+          <w:sz w:val="19"/>
+          <w:szCs w:val="19"/>
+        </w:rPr>
+        <w:t>ChessAnalyzer</w:t>
+      </w:r>
+      <w:proofErr w:type="spellEnd"/>
+      <w:r>
+        <w:rPr>
+          <w:b/>
+          <w:bCs/>
+          <w:sz w:val="19"/>
+          <w:szCs w:val="19"/>
+        </w:rPr>
+        <w:t xml:space="preserve"> </w:t>
       </w:r>
       <w:r>
         <w:rPr>
@@ -1463,7 +1695,7 @@
         </w:rPr>
         <w:t xml:space="preserve">Next.js 15 · TypeScript · React 18 · Stockfish WASM · MUI · </w:t>
       </w:r>
-      <w:proofErr w:type="gramStart"/>
+      <w:proofErr w:type="spellStart"/>
       <w:r>
         <w:rPr>
           <w:i/>
@@ -1474,22 +1706,22 @@
         </w:rPr>
         <w:t>Jotai</w:t>
       </w:r>
+      <w:proofErr w:type="spellEnd"/>
       <w:r>
         <w:rPr>
           <w:color w:val="555555"/>
           <w:sz w:val="17"/>
           <w:szCs w:val="17"/>
         </w:rPr>
-        <w:t xml:space="preserve">  |</w:t>
-      </w:r>
-      <w:proofErr w:type="gramEnd"/>
+        <w:t xml:space="preserve">  </w:t>
+      </w:r>
       <w:r>
         <w:rPr>
           <w:color w:val="555555"/>
           <w:sz w:val="17"/>
           <w:szCs w:val="17"/>
         </w:rPr>
-        <w:t xml:space="preserve">  </w:t>
+        <w:br/>
       </w:r>
       <w:hyperlink r:id="rId13" w:history="1">
         <w:r>
@@ -1528,6 +1760,7 @@
         <w:spacing w:before="30" w:after="30"/>
       </w:pPr>
       <w:r>
+        <w:lastRenderedPageBreak/>
         <w:t>Eliminated all backend infrastructure costs by deploying Stockfish 17 as a client-side WASM engine with adaptive thread count based on device CPU cores, enabling full-strength chess engine analysis at zero server cost with graceful degradation on low-powered devices.</w:t>
       </w:r>
     </w:p>
@@ -1541,8 +1774,15 @@
         <w:spacing w:before="30" w:after="30"/>
       </w:pPr>
       <w:r>
-        <w:lastRenderedPageBreak/>
-        <w:t>Delivered a production-grade analysis UX by implementing move classification (Brilliant → Blunder), evaluation graph, opening detection, multi-PV engine lines, best-move arrows, 40+ piece set themes, and IndexedDB local game saves all with zero account requirement.</w:t>
+        <w:t xml:space="preserve">Delivered a production-grade analysis UX by implementing move classification (Brilliant → Blunder), evaluation graph, opening detection, multi-PV engine lines, best-move arrows, 40+ piece set themes, and </w:t>
+      </w:r>
+      <w:proofErr w:type="spellStart"/>
+      <w:r>
+        <w:t>IndexedDB</w:t>
+      </w:r>
+      <w:proofErr w:type="spellEnd"/>
+      <w:r>
+        <w:t xml:space="preserve"> local game saves all with zero account requirement.</w:t>
       </w:r>
     </w:p>
     <w:p>
@@ -1552,14 +1792,25 @@
         </w:tabs>
         <w:spacing w:before="100"/>
       </w:pPr>
-      <w:r>
-        <w:rPr>
-          <w:b/>
-          <w:bCs/>
-          <w:sz w:val="19"/>
-          <w:szCs w:val="19"/>
-        </w:rPr>
-        <w:t xml:space="preserve">HeritageGuide </w:t>
+      <w:proofErr w:type="spellStart"/>
+      <w:r>
+        <w:rPr>
+          <w:b/>
+          <w:bCs/>
+          <w:sz w:val="19"/>
+          <w:szCs w:val="19"/>
+        </w:rPr>
+        <w:t>HeritageGuide</w:t>
+      </w:r>
+      <w:proofErr w:type="spellEnd"/>
+      <w:r>
+        <w:rPr>
+          <w:b/>
+          <w:bCs/>
+          <w:sz w:val="19"/>
+          <w:szCs w:val="19"/>
+        </w:rPr>
+        <w:t xml:space="preserve"> </w:t>
       </w:r>
       <w:r>
         <w:rPr>
@@ -1634,7 +1885,7 @@
         </w:rPr>
         <w:t xml:space="preserve">Django 5 · Leaflet · OpenStreetMap · OSRM · Google Maps API · </w:t>
       </w:r>
-      <w:proofErr w:type="gramStart"/>
+      <w:proofErr w:type="spellStart"/>
       <w:r>
         <w:rPr>
           <w:i/>
@@ -1645,22 +1896,22 @@
         </w:rPr>
         <w:t>Supabase</w:t>
       </w:r>
+      <w:proofErr w:type="spellEnd"/>
       <w:r>
         <w:rPr>
           <w:color w:val="555555"/>
           <w:sz w:val="17"/>
           <w:szCs w:val="17"/>
         </w:rPr>
-        <w:t xml:space="preserve">  |</w:t>
-      </w:r>
-      <w:proofErr w:type="gramEnd"/>
+        <w:t xml:space="preserve">  </w:t>
+      </w:r>
       <w:r>
         <w:rPr>
           <w:color w:val="555555"/>
           <w:sz w:val="17"/>
           <w:szCs w:val="17"/>
         </w:rPr>
-        <w:t xml:space="preserve">  </w:t>
+        <w:br/>
       </w:r>
       <w:hyperlink r:id="rId15" w:history="1">
         <w:r>
@@ -1668,8 +1919,17 @@
             <w:color w:val="371E77"/>
             <w:u w:val="single"/>
           </w:rPr>
-          <w:t>heritage-guide.vercel.app</w:t>
+          <w:t>heritage-</w:t>
         </w:r>
+        <w:proofErr w:type="spellStart"/>
+        <w:r>
+          <w:rPr>
+            <w:color w:val="371E77"/>
+            <w:u w:val="single"/>
+          </w:rPr>
+          <w:t>guide.vercel.app</w:t>
+        </w:r>
+        <w:proofErr w:type="spellEnd"/>
       </w:hyperlink>
       <w:r>
         <w:rPr>
@@ -1688,6 +1948,13 @@
           <w:t>GitHub</w:t>
         </w:r>
       </w:hyperlink>
+      <w:r>
+        <w:rPr>
+          <w:color w:val="371E77"/>
+          <w:u w:val="single"/>
+        </w:rPr>
+        <w:br/>
+      </w:r>
     </w:p>
     <w:p>
       <w:pPr>
@@ -1785,7 +2052,15 @@
         <w:t>Frontend:</w:t>
       </w:r>
       <w:r>
-        <w:t xml:space="preserve"> Next.js, React , Vite, Three.js, Tailwind CSS</w:t>
+        <w:t xml:space="preserve"> Next.js, React , </w:t>
+      </w:r>
+      <w:proofErr w:type="spellStart"/>
+      <w:r>
+        <w:t>Vite</w:t>
+      </w:r>
+      <w:proofErr w:type="spellEnd"/>
+      <w:r>
+        <w:t>, Three.js, Tailwind CSS</w:t>
       </w:r>
       <w:r>
         <w:t xml:space="preserve">, </w:t>
@@ -1815,7 +2090,23 @@
         <w:t>Mobile &amp; Cloud:</w:t>
       </w:r>
       <w:r>
-        <w:t xml:space="preserve"> Flutter (Android/iOS), Firebase, Supabase, PostgreSQL, MySQL, MongoDB, Redis, Vercel, Docker</w:t>
+        <w:t xml:space="preserve"> Flutter (Android/iOS), Firebase, </w:t>
+      </w:r>
+      <w:proofErr w:type="spellStart"/>
+      <w:r>
+        <w:t>Supabase</w:t>
+      </w:r>
+      <w:proofErr w:type="spellEnd"/>
+      <w:r>
+        <w:t xml:space="preserve">, PostgreSQL, MySQL, MongoDB, Redis, </w:t>
+      </w:r>
+      <w:proofErr w:type="spellStart"/>
+      <w:r>
+        <w:t>Vercel</w:t>
+      </w:r>
+      <w:proofErr w:type="spellEnd"/>
+      <w:r>
+        <w:t>, Docker</w:t>
       </w:r>
       <w:r>
         <w:br/>
@@ -2007,14 +2298,25 @@
         </w:tabs>
         <w:spacing w:before="100"/>
       </w:pPr>
-      <w:r>
-        <w:rPr>
-          <w:b/>
-          <w:bCs/>
-          <w:sz w:val="19"/>
-          <w:szCs w:val="19"/>
-        </w:rPr>
-        <w:t xml:space="preserve">Ideathon </w:t>
+      <w:proofErr w:type="spellStart"/>
+      <w:r>
+        <w:rPr>
+          <w:b/>
+          <w:bCs/>
+          <w:sz w:val="19"/>
+          <w:szCs w:val="19"/>
+        </w:rPr>
+        <w:t>Ideathon</w:t>
+      </w:r>
+      <w:proofErr w:type="spellEnd"/>
+      <w:r>
+        <w:rPr>
+          <w:b/>
+          <w:bCs/>
+          <w:sz w:val="19"/>
+          <w:szCs w:val="19"/>
+        </w:rPr>
+        <w:t xml:space="preserve"> </w:t>
       </w:r>
       <w:proofErr w:type="gramStart"/>
       <w:r>
@@ -2043,7 +2345,27 @@
           <w:sz w:val="19"/>
           <w:szCs w:val="19"/>
         </w:rPr>
-        <w:t xml:space="preserve">  Samadhan 2026, SFIT</w:t>
+        <w:t xml:space="preserve">  </w:t>
+      </w:r>
+      <w:proofErr w:type="spellStart"/>
+      <w:r>
+        <w:rPr>
+          <w:b/>
+          <w:bCs/>
+          <w:sz w:val="19"/>
+          <w:szCs w:val="19"/>
+        </w:rPr>
+        <w:t>Samadhan</w:t>
+      </w:r>
+      <w:proofErr w:type="spellEnd"/>
+      <w:r>
+        <w:rPr>
+          <w:b/>
+          <w:bCs/>
+          <w:sz w:val="19"/>
+          <w:szCs w:val="19"/>
+        </w:rPr>
+        <w:t xml:space="preserve"> 2026, SFIT</w:t>
       </w:r>
       <w:r>
         <w:rPr>
@@ -2096,7 +2418,15 @@
         <w:spacing w:before="30" w:after="30"/>
       </w:pPr>
       <w:r>
-        <w:t>Directed a national-level ideathon end-to-end for 100+ participants by managing logistics, vendor coordination, and on-ground operations, achieving zero critical failures on event day.</w:t>
+        <w:t xml:space="preserve">Directed a national-level </w:t>
+      </w:r>
+      <w:proofErr w:type="spellStart"/>
+      <w:r>
+        <w:t>ideathon</w:t>
+      </w:r>
+      <w:proofErr w:type="spellEnd"/>
+      <w:r>
+        <w:t xml:space="preserve"> end-to-end for 100+ participants by managing logistics, vendor coordination, and on-ground operations, achieving zero critical failures on event day.</w:t>
       </w:r>
     </w:p>
     <w:p>
@@ -2109,7 +2439,15 @@
         <w:spacing w:before="30" w:after="30"/>
       </w:pPr>
       <w:r>
-        <w:t>Secured real-world problem statements by spearheading partnerships with 3 NGOs — Ek Saath – The Earth Foundation, Blue Ribbon Movement, and Mumbai Citizens Forum — facilitating mentorship initiatives for participating teams.</w:t>
+        <w:t xml:space="preserve">Secured real-world problem statements by spearheading partnerships with 3 NGOs — Ek </w:t>
+      </w:r>
+      <w:proofErr w:type="spellStart"/>
+      <w:r>
+        <w:t>Saath</w:t>
+      </w:r>
+      <w:proofErr w:type="spellEnd"/>
+      <w:r>
+        <w:t xml:space="preserve"> – The Earth Foundation, Blue Ribbon Movement, and Mumbai Citizens Forum — facilitating mentorship initiatives for participating teams.</w:t>
       </w:r>
     </w:p>
     <w:p>
@@ -2388,7 +2726,23 @@
           <w:b/>
           <w:bCs/>
         </w:rPr>
-        <w:t xml:space="preserve"> InAmigos </w:t>
+        <w:t xml:space="preserve"> </w:t>
+      </w:r>
+      <w:proofErr w:type="spellStart"/>
+      <w:r>
+        <w:rPr>
+          <w:b/>
+          <w:bCs/>
+        </w:rPr>
+        <w:t>InAmigos</w:t>
+      </w:r>
+      <w:proofErr w:type="spellEnd"/>
+      <w:r>
+        <w:rPr>
+          <w:b/>
+          <w:bCs/>
+        </w:rPr>
+        <w:t xml:space="preserve"> </w:t>
       </w:r>
       <w:proofErr w:type="gramStart"/>
       <w:r>
@@ -2437,7 +2791,23 @@
           <w:b/>
           <w:bCs/>
         </w:rPr>
-        <w:t xml:space="preserve"> Devtown × GDG CSMU </w:t>
+        <w:t xml:space="preserve"> </w:t>
+      </w:r>
+      <w:proofErr w:type="spellStart"/>
+      <w:r>
+        <w:rPr>
+          <w:b/>
+          <w:bCs/>
+        </w:rPr>
+        <w:t>Devtown</w:t>
+      </w:r>
+      <w:proofErr w:type="spellEnd"/>
+      <w:r>
+        <w:rPr>
+          <w:b/>
+          <w:bCs/>
+        </w:rPr>
+        <w:t xml:space="preserve"> × GDG CSMU </w:t>
       </w:r>
       <w:r>
         <w:rPr>
@@ -2484,7 +2854,39 @@
           <w:b/>
           <w:bCs/>
         </w:rPr>
-        <w:t xml:space="preserve"> NoviTech R&amp;D Pvt. Ltd. </w:t>
+        <w:t xml:space="preserve"> </w:t>
+      </w:r>
+      <w:proofErr w:type="spellStart"/>
+      <w:r>
+        <w:rPr>
+          <w:b/>
+          <w:bCs/>
+        </w:rPr>
+        <w:t>NoviTech</w:t>
+      </w:r>
+      <w:proofErr w:type="spellEnd"/>
+      <w:r>
+        <w:rPr>
+          <w:b/>
+          <w:bCs/>
+        </w:rPr>
+        <w:t xml:space="preserve"> R&amp;D </w:t>
+      </w:r>
+      <w:proofErr w:type="spellStart"/>
+      <w:r>
+        <w:rPr>
+          <w:b/>
+          <w:bCs/>
+        </w:rPr>
+        <w:t>Pvt.</w:t>
+      </w:r>
+      <w:proofErr w:type="spellEnd"/>
+      <w:r>
+        <w:rPr>
+          <w:b/>
+          <w:bCs/>
+        </w:rPr>
+        <w:t xml:space="preserve"> Ltd. </w:t>
       </w:r>
       <w:r>
         <w:t xml:space="preserve">                                                                                                  </w:t>
@@ -2516,12 +2918,21 @@
         </w:rPr>
         <w:t xml:space="preserve">- </w:t>
       </w:r>
-      <w:r>
-        <w:rPr>
-          <w:b/>
-          <w:bCs/>
-        </w:rPr>
-        <w:t xml:space="preserve">BotCampus AI  </w:t>
+      <w:proofErr w:type="spellStart"/>
+      <w:r>
+        <w:rPr>
+          <w:b/>
+          <w:bCs/>
+        </w:rPr>
+        <w:t>BotCampus</w:t>
+      </w:r>
+      <w:proofErr w:type="spellEnd"/>
+      <w:r>
+        <w:rPr>
+          <w:b/>
+          <w:bCs/>
+        </w:rPr>
+        <w:t xml:space="preserve"> AI  </w:t>
       </w:r>
       <w:r>
         <w:t xml:space="preserve">                                                                                                             </w:t>
@@ -2558,7 +2969,23 @@
           <w:b/>
           <w:bCs/>
         </w:rPr>
-        <w:t xml:space="preserve"> Devtown × GDG VIT-AP </w:t>
+        <w:t xml:space="preserve"> </w:t>
+      </w:r>
+      <w:proofErr w:type="spellStart"/>
+      <w:r>
+        <w:rPr>
+          <w:b/>
+          <w:bCs/>
+        </w:rPr>
+        <w:t>Devtown</w:t>
+      </w:r>
+      <w:proofErr w:type="spellEnd"/>
+      <w:r>
+        <w:rPr>
+          <w:b/>
+          <w:bCs/>
+        </w:rPr>
+        <w:t xml:space="preserve"> × GDG VIT-AP </w:t>
       </w:r>
       <w:proofErr w:type="gramStart"/>
       <w:r>
@@ -2618,7 +3045,23 @@
           <w:b/>
           <w:bCs/>
         </w:rPr>
-        <w:t xml:space="preserve"> Devtown × GDG VIT-AP </w:t>
+        <w:t xml:space="preserve"> </w:t>
+      </w:r>
+      <w:proofErr w:type="spellStart"/>
+      <w:r>
+        <w:rPr>
+          <w:b/>
+          <w:bCs/>
+        </w:rPr>
+        <w:t>Devtown</w:t>
+      </w:r>
+      <w:proofErr w:type="spellEnd"/>
+      <w:r>
+        <w:rPr>
+          <w:b/>
+          <w:bCs/>
+        </w:rPr>
+        <w:t xml:space="preserve"> × GDG VIT-AP </w:t>
       </w:r>
       <w:proofErr w:type="gramStart"/>
       <w:r>

--- a/assets/docs/Krish_Mistry_Resume.docx
+++ b/assets/docs/Krish_Mistry_Resume.docx
@@ -34,154 +34,68 @@
         </w:rPr>
       </w:pPr>
       <w:r>
-        <w:rPr>
-          <w:color w:val="555555"/>
+        <w:t xml:space="preserve">| mistrykrish2005@gmail.com | +91 96194 99942 | </w:t>
+      </w:r>
+      <w:hyperlink r:id="rId5">
+        <w:r>
+          <w:rPr>
+            <w:color w:val="0563C1"/>
+            <w:u w:val="single"/>
+          </w:rPr>
+          <w:t>LinkedIn</w:t>
+        </w:r>
+      </w:hyperlink>
+      <w:r>
+        <w:t xml:space="preserve"> | </w:t>
+      </w:r>
+      <w:hyperlink r:id="rId6">
+        <w:r>
+          <w:rPr>
+            <w:color w:val="0563C1"/>
+            <w:u w:val="single"/>
+          </w:rPr>
+          <w:t>GitHub</w:t>
+        </w:r>
+      </w:hyperlink>
+      <w:r>
+        <w:t xml:space="preserve"> |  </w:t>
+      </w:r>
+      <w:hyperlink r:id="rId7">
+        <w:r>
+          <w:rPr>
+            <w:color w:val="0563C1"/>
+            <w:u w:val="single"/>
+          </w:rPr>
+          <w:t>Portfolio</w:t>
+        </w:r>
+      </w:hyperlink>
+      <w:r>
+        <w:t xml:space="preserve"> | </w:t>
+      </w:r>
+      <w:hyperlink r:id="rId8">
+        <w:proofErr w:type="spellStart"/>
+        <w:r>
+          <w:rPr>
+            <w:color w:val="0563C1"/>
+            <w:u w:val="single"/>
+          </w:rPr>
+          <w:t>LeetCode</w:t>
+        </w:r>
+        <w:proofErr w:type="spellEnd"/>
+      </w:hyperlink>
+      <w:r>
+        <w:t xml:space="preserve"> |</w:t>
+      </w:r>
+    </w:p>
+    <w:p>
+      <w:pPr>
+        <w:spacing w:after="30"/>
+        <w:jc w:val="center"/>
+        <w:rPr>
           <w:sz w:val="16"/>
           <w:szCs w:val="16"/>
         </w:rPr>
-        <w:t xml:space="preserve">| </w:t>
-      </w:r>
-      <w:hyperlink r:id="rId5" w:history="1">
-        <w:r>
-          <w:rPr>
-            <w:color w:val="371E77"/>
-            <w:sz w:val="16"/>
-            <w:szCs w:val="16"/>
-            <w:u w:val="single"/>
-          </w:rPr>
-          <w:t>mistrykrish2005@gmail.com</w:t>
-        </w:r>
-      </w:hyperlink>
-      <w:r>
-        <w:rPr>
-          <w:color w:val="555555"/>
-          <w:sz w:val="16"/>
-          <w:szCs w:val="16"/>
-        </w:rPr>
-        <w:t xml:space="preserve"> </w:t>
-      </w:r>
-      <w:r>
-        <w:rPr>
-          <w:color w:val="555555"/>
-          <w:sz w:val="16"/>
-          <w:szCs w:val="16"/>
-        </w:rPr>
-        <w:t>|</w:t>
-      </w:r>
-      <w:r>
-        <w:rPr>
-          <w:color w:val="555555"/>
-          <w:sz w:val="16"/>
-          <w:szCs w:val="16"/>
-        </w:rPr>
-        <w:t xml:space="preserve"> </w:t>
-      </w:r>
-      <w:hyperlink r:id="rId6" w:history="1">
-        <w:r>
-          <w:rPr>
-            <w:color w:val="371E77"/>
-            <w:sz w:val="16"/>
-            <w:szCs w:val="16"/>
-            <w:u w:val="single"/>
-          </w:rPr>
-          <w:t>linkedin.com/in/krishmistry18</w:t>
-        </w:r>
-      </w:hyperlink>
-      <w:r>
-        <w:rPr>
-          <w:color w:val="555555"/>
-          <w:sz w:val="16"/>
-          <w:szCs w:val="16"/>
-        </w:rPr>
-        <w:t xml:space="preserve"> </w:t>
-      </w:r>
-      <w:r>
-        <w:rPr>
-          <w:color w:val="555555"/>
-          <w:sz w:val="16"/>
-          <w:szCs w:val="16"/>
-        </w:rPr>
-        <w:t xml:space="preserve">|  </w:t>
-      </w:r>
-      <w:hyperlink r:id="rId7" w:history="1">
-        <w:r>
-          <w:rPr>
-            <w:color w:val="371E77"/>
-            <w:sz w:val="16"/>
-            <w:szCs w:val="16"/>
-            <w:u w:val="single"/>
-          </w:rPr>
-          <w:t>github.com/KrishMistry18</w:t>
-        </w:r>
-      </w:hyperlink>
-      <w:r>
-        <w:rPr>
-          <w:color w:val="555555"/>
-          <w:sz w:val="16"/>
-          <w:szCs w:val="16"/>
-        </w:rPr>
-        <w:t xml:space="preserve">  | </w:t>
-      </w:r>
-      <w:r>
-        <w:rPr>
-          <w:color w:val="555555"/>
-          <w:sz w:val="16"/>
-          <w:szCs w:val="16"/>
-        </w:rPr>
-        <w:t xml:space="preserve"> </w:t>
-      </w:r>
-      <w:r>
-        <w:rPr>
-          <w:color w:val="1F3864" w:themeColor="accent1" w:themeShade="80"/>
-          <w:sz w:val="16"/>
-          <w:szCs w:val="16"/>
-          <w:u w:val="single"/>
-        </w:rPr>
-        <w:t>+91 96194 99942</w:t>
-      </w:r>
-      <w:r>
-        <w:rPr>
-          <w:color w:val="1F3864" w:themeColor="accent1" w:themeShade="80"/>
-          <w:sz w:val="16"/>
-          <w:szCs w:val="16"/>
-        </w:rPr>
-        <w:t xml:space="preserve"> </w:t>
-      </w:r>
-      <w:r>
-        <w:rPr>
-          <w:color w:val="555555"/>
-          <w:sz w:val="16"/>
-          <w:szCs w:val="16"/>
-        </w:rPr>
-        <w:t xml:space="preserve">| </w:t>
-      </w:r>
-      <w:hyperlink r:id="rId8" w:history="1">
-        <w:r>
-          <w:rPr>
-            <w:color w:val="371E77"/>
-            <w:sz w:val="16"/>
-            <w:szCs w:val="16"/>
-            <w:u w:val="single"/>
-          </w:rPr>
-          <w:t>portfolio-eta-pied-17.vercel.app</w:t>
-        </w:r>
-      </w:hyperlink>
-      <w:r>
-        <w:rPr>
-          <w:color w:val="371E77"/>
-          <w:sz w:val="16"/>
-          <w:szCs w:val="16"/>
-        </w:rPr>
-        <w:t xml:space="preserve"> |</w:t>
-      </w:r>
-      <w:r>
-        <w:rPr>
-          <w:color w:val="371E77"/>
-          <w:sz w:val="16"/>
-          <w:szCs w:val="16"/>
-        </w:rPr>
-        <w:br/>
-      </w:r>
+      </w:pPr>
       <w:r>
         <w:rPr>
           <w:sz w:val="16"/>

--- a/assets/docs/Krish_Mistry_Resume.docx
+++ b/assets/docs/Krish_Mistry_Resume.docx
@@ -29,62 +29,315 @@
         <w:spacing w:after="30"/>
         <w:jc w:val="center"/>
         <w:rPr>
-          <w:sz w:val="16"/>
-          <w:szCs w:val="16"/>
-        </w:rPr>
-      </w:pPr>
-      <w:r>
-        <w:t xml:space="preserve">| mistrykrish2005@gmail.com | +91 96194 99942 | </w:t>
-      </w:r>
-      <w:hyperlink r:id="rId5">
+          <w:color w:val="1F3864" w:themeColor="accent1" w:themeShade="80"/>
+        </w:rPr>
+      </w:pPr>
+      <w:r>
+        <w:rPr>
+          <w:b/>
+          <w:bCs/>
+          <w:color w:val="1F3864" w:themeColor="accent1" w:themeShade="80"/>
+        </w:rPr>
+        <w:t xml:space="preserve">| </w:t>
+      </w:r>
+      <w:hyperlink r:id="rId5" w:history="1">
         <w:r>
           <w:rPr>
-            <w:color w:val="0563C1"/>
-            <w:u w:val="single"/>
+            <w:rStyle w:val="Hyperlink"/>
+            <w14:textFill>
+              <w14:solidFill>
+                <w14:srgbClr w14:val="0563C1">
+                  <w14:lumMod w14:val="50000"/>
+                </w14:srgbClr>
+              </w14:solidFill>
+            </w14:textFill>
           </w:rPr>
-          <w:t>LinkedIn</w:t>
+          <w:t>mis</w:t>
+        </w:r>
+        <w:r>
+          <w:rPr>
+            <w:rStyle w:val="Hyperlink"/>
+            <w14:textFill>
+              <w14:solidFill>
+                <w14:srgbClr w14:val="0563C1">
+                  <w14:lumMod w14:val="50000"/>
+                </w14:srgbClr>
+              </w14:solidFill>
+            </w14:textFill>
+          </w:rPr>
+          <w:t>t</w:t>
+        </w:r>
+        <w:r>
+          <w:rPr>
+            <w:rStyle w:val="Hyperlink"/>
+            <w14:textFill>
+              <w14:solidFill>
+                <w14:srgbClr w14:val="0563C1">
+                  <w14:lumMod w14:val="50000"/>
+                </w14:srgbClr>
+              </w14:solidFill>
+            </w14:textFill>
+          </w:rPr>
+          <w:t>ryk</w:t>
+        </w:r>
+        <w:r>
+          <w:rPr>
+            <w:rStyle w:val="Hyperlink"/>
+            <w14:textFill>
+              <w14:solidFill>
+                <w14:srgbClr w14:val="0563C1">
+                  <w14:lumMod w14:val="50000"/>
+                </w14:srgbClr>
+              </w14:solidFill>
+            </w14:textFill>
+          </w:rPr>
+          <w:t>r</w:t>
+        </w:r>
+        <w:r>
+          <w:rPr>
+            <w:rStyle w:val="Hyperlink"/>
+            <w14:textFill>
+              <w14:solidFill>
+                <w14:srgbClr w14:val="0563C1">
+                  <w14:lumMod w14:val="50000"/>
+                </w14:srgbClr>
+              </w14:solidFill>
+            </w14:textFill>
+          </w:rPr>
+          <w:t>ish20</w:t>
+        </w:r>
+        <w:r>
+          <w:rPr>
+            <w:rStyle w:val="Hyperlink"/>
+            <w14:textFill>
+              <w14:solidFill>
+                <w14:srgbClr w14:val="0563C1">
+                  <w14:lumMod w14:val="50000"/>
+                </w14:srgbClr>
+              </w14:solidFill>
+            </w14:textFill>
+          </w:rPr>
+          <w:t>0</w:t>
+        </w:r>
+        <w:r>
+          <w:rPr>
+            <w:rStyle w:val="Hyperlink"/>
+            <w14:textFill>
+              <w14:solidFill>
+                <w14:srgbClr w14:val="0563C1">
+                  <w14:lumMod w14:val="50000"/>
+                </w14:srgbClr>
+              </w14:solidFill>
+            </w14:textFill>
+          </w:rPr>
+          <w:t>5@gmail.com</w:t>
         </w:r>
       </w:hyperlink>
       <w:r>
-        <w:t xml:space="preserve"> | </w:t>
-      </w:r>
-      <w:hyperlink r:id="rId6">
+        <w:rPr>
+          <w:b/>
+          <w:bCs/>
+          <w:color w:val="1F3864" w:themeColor="accent1" w:themeShade="80"/>
+        </w:rPr>
+        <w:t xml:space="preserve"> |</w:t>
+      </w:r>
+      <w:r>
+        <w:rPr>
+          <w:color w:val="1F3864" w:themeColor="accent1" w:themeShade="80"/>
+        </w:rPr>
+        <w:t xml:space="preserve"> </w:t>
+      </w:r>
+      <w:r>
+        <w:rPr>
+          <w:color w:val="1F3864" w:themeColor="accent1" w:themeShade="80"/>
+          <w:u w:val="single"/>
+        </w:rPr>
+        <w:t>+91 96194 99942</w:t>
+      </w:r>
+      <w:r>
+        <w:rPr>
+          <w:color w:val="1F3864" w:themeColor="accent1" w:themeShade="80"/>
+        </w:rPr>
+        <w:t xml:space="preserve"> </w:t>
+      </w:r>
+      <w:r>
+        <w:rPr>
+          <w:color w:val="1F3864" w:themeColor="accent1" w:themeShade="80"/>
+        </w:rPr>
+        <w:t xml:space="preserve">| </w:t>
+      </w:r>
+      <w:hyperlink r:id="rId6" w:history="1">
         <w:r>
           <w:rPr>
-            <w:color w:val="0563C1"/>
-            <w:u w:val="single"/>
+            <w:rStyle w:val="Hyperlink"/>
+            <w:color w:val="1F3864" w:themeColor="accent1" w:themeShade="80"/>
           </w:rPr>
-          <w:t>GitHub</w:t>
+          <w:t>linkedin.com/in/</w:t>
+        </w:r>
+        <w:r>
+          <w:rPr>
+            <w:rStyle w:val="Hyperlink"/>
+            <w:color w:val="1F3864" w:themeColor="accent1" w:themeShade="80"/>
+          </w:rPr>
+          <w:t>k</w:t>
+        </w:r>
+        <w:r>
+          <w:rPr>
+            <w:rStyle w:val="Hyperlink"/>
+            <w:color w:val="1F3864" w:themeColor="accent1" w:themeShade="80"/>
+          </w:rPr>
+          <w:t>rishmistry18</w:t>
         </w:r>
       </w:hyperlink>
       <w:r>
-        <w:t xml:space="preserve"> |  </w:t>
-      </w:r>
-      <w:hyperlink r:id="rId7">
+        <w:rPr>
+          <w:b/>
+          <w:bCs/>
+          <w:color w:val="1F3864" w:themeColor="accent1" w:themeShade="80"/>
+        </w:rPr>
+        <w:t xml:space="preserve"> |</w:t>
+      </w:r>
+      <w:r>
+        <w:rPr>
+          <w:color w:val="1F3864" w:themeColor="accent1" w:themeShade="80"/>
+        </w:rPr>
+        <w:t xml:space="preserve"> </w:t>
+      </w:r>
+      <w:hyperlink r:id="rId7" w:history="1">
         <w:r>
           <w:rPr>
-            <w:color w:val="0563C1"/>
-            <w:u w:val="single"/>
+            <w:rStyle w:val="Hyperlink"/>
+            <w:color w:val="1F3864" w:themeColor="accent1" w:themeShade="80"/>
           </w:rPr>
-          <w:t>Portfolio</w:t>
+          <w:t>github.com/K</w:t>
+        </w:r>
+        <w:r>
+          <w:rPr>
+            <w:rStyle w:val="Hyperlink"/>
+            <w:color w:val="1F3864" w:themeColor="accent1" w:themeShade="80"/>
+          </w:rPr>
+          <w:t>r</w:t>
+        </w:r>
+        <w:r>
+          <w:rPr>
+            <w:rStyle w:val="Hyperlink"/>
+            <w:color w:val="1F3864" w:themeColor="accent1" w:themeShade="80"/>
+          </w:rPr>
+          <w:t>ishMistry18</w:t>
         </w:r>
       </w:hyperlink>
       <w:r>
-        <w:t xml:space="preserve"> | </w:t>
-      </w:r>
-      <w:hyperlink r:id="rId8">
-        <w:proofErr w:type="spellStart"/>
+        <w:rPr>
+          <w:b/>
+          <w:bCs/>
+          <w:color w:val="1F3864" w:themeColor="accent1" w:themeShade="80"/>
+        </w:rPr>
+        <w:t xml:space="preserve"> |</w:t>
+      </w:r>
+    </w:p>
+    <w:p>
+      <w:pPr>
+        <w:spacing w:after="30"/>
+        <w:jc w:val="center"/>
+        <w:rPr>
+          <w:color w:val="1F3864" w:themeColor="accent1" w:themeShade="80"/>
+        </w:rPr>
+      </w:pPr>
+      <w:r>
+        <w:rPr>
+          <w:b/>
+          <w:bCs/>
+          <w:color w:val="1F3864" w:themeColor="accent1" w:themeShade="80"/>
+        </w:rPr>
+        <w:t>|</w:t>
+      </w:r>
+      <w:r>
+        <w:rPr>
+          <w:b/>
+          <w:bCs/>
+          <w:color w:val="1F3864" w:themeColor="accent1" w:themeShade="80"/>
+        </w:rPr>
+        <w:t xml:space="preserve"> </w:t>
+      </w:r>
+      <w:hyperlink r:id="rId8" w:history="1">
         <w:r>
           <w:rPr>
-            <w:color w:val="0563C1"/>
-            <w:u w:val="single"/>
+            <w:rStyle w:val="Hyperlink"/>
+            <w:color w:val="1F3864" w:themeColor="accent1" w:themeShade="80"/>
           </w:rPr>
-          <w:t>LeetCode</w:t>
+          <w:t>portfolio-eta-pied</w:t>
         </w:r>
-        <w:proofErr w:type="spellEnd"/>
+        <w:r>
+          <w:rPr>
+            <w:rStyle w:val="Hyperlink"/>
+            <w:color w:val="1F3864" w:themeColor="accent1" w:themeShade="80"/>
+          </w:rPr>
+          <w:t>-</w:t>
+        </w:r>
+        <w:r>
+          <w:rPr>
+            <w:rStyle w:val="Hyperlink"/>
+            <w:color w:val="1F3864" w:themeColor="accent1" w:themeShade="80"/>
+          </w:rPr>
+          <w:t>17.vercel.app</w:t>
+        </w:r>
       </w:hyperlink>
       <w:r>
-        <w:t xml:space="preserve"> |</w:t>
+        <w:rPr>
+          <w:color w:val="1F3864" w:themeColor="accent1" w:themeShade="80"/>
+        </w:rPr>
+        <w:t xml:space="preserve"> </w:t>
+      </w:r>
+      <w:r>
+        <w:rPr>
+          <w:b/>
+          <w:bCs/>
+          <w:color w:val="1F3864" w:themeColor="accent1" w:themeShade="80"/>
+        </w:rPr>
+        <w:t>|</w:t>
+      </w:r>
+      <w:r>
+        <w:rPr>
+          <w:color w:val="1F3864" w:themeColor="accent1" w:themeShade="80"/>
+        </w:rPr>
+        <w:t xml:space="preserve"> </w:t>
+      </w:r>
+      <w:hyperlink r:id="rId9" w:history="1">
+        <w:r>
+          <w:rPr>
+            <w:rStyle w:val="Hyperlink"/>
+            <w:color w:val="1F3864" w:themeColor="accent1" w:themeShade="80"/>
+          </w:rPr>
+          <w:t>leetcod</w:t>
+        </w:r>
+        <w:r>
+          <w:rPr>
+            <w:rStyle w:val="Hyperlink"/>
+            <w:color w:val="1F3864" w:themeColor="accent1" w:themeShade="80"/>
+          </w:rPr>
+          <w:t>e</w:t>
+        </w:r>
+        <w:r>
+          <w:rPr>
+            <w:rStyle w:val="Hyperlink"/>
+            <w:color w:val="1F3864" w:themeColor="accent1" w:themeShade="80"/>
+          </w:rPr>
+          <w:t>.com/u/KrishMistry18</w:t>
+        </w:r>
+      </w:hyperlink>
+      <w:r>
+        <w:rPr>
+          <w:color w:val="1F3864" w:themeColor="accent1" w:themeShade="80"/>
+        </w:rPr>
+        <w:t xml:space="preserve"> </w:t>
+      </w:r>
+      <w:r>
+        <w:rPr>
+          <w:b/>
+          <w:bCs/>
+          <w:color w:val="1F3864" w:themeColor="accent1" w:themeShade="80"/>
+        </w:rPr>
+        <w:t>|</w:t>
       </w:r>
     </w:p>
     <w:p>
@@ -1142,7 +1395,7 @@
         </w:rPr>
         <w:br/>
       </w:r>
-      <w:hyperlink r:id="rId9" w:history="1">
+      <w:hyperlink r:id="rId10" w:history="1">
         <w:r>
           <w:rPr>
             <w:color w:val="371E77"/>
@@ -1168,7 +1421,7 @@
         </w:rPr>
         <w:t xml:space="preserve">  |  </w:t>
       </w:r>
-      <w:hyperlink r:id="rId10" w:history="1">
+      <w:hyperlink r:id="rId11" w:history="1">
         <w:r>
           <w:rPr>
             <w:color w:val="371E77"/>
@@ -1404,7 +1657,7 @@
         </w:rPr>
         <w:br/>
       </w:r>
-      <w:hyperlink r:id="rId11" w:history="1">
+      <w:hyperlink r:id="rId12" w:history="1">
         <w:r>
           <w:rPr>
             <w:color w:val="371E77"/>
@@ -1430,7 +1683,7 @@
         </w:rPr>
         <w:t xml:space="preserve">  |  </w:t>
       </w:r>
-      <w:hyperlink r:id="rId12" w:history="1">
+      <w:hyperlink r:id="rId13" w:history="1">
         <w:r>
           <w:rPr>
             <w:color w:val="371E77"/>
@@ -1637,7 +1890,7 @@
         </w:rPr>
         <w:br/>
       </w:r>
-      <w:hyperlink r:id="rId13" w:history="1">
+      <w:hyperlink r:id="rId14" w:history="1">
         <w:r>
           <w:rPr>
             <w:color w:val="371E77"/>
@@ -1654,7 +1907,7 @@
         </w:rPr>
         <w:t xml:space="preserve">  |  </w:t>
       </w:r>
-      <w:hyperlink r:id="rId14" w:history="1">
+      <w:hyperlink r:id="rId15" w:history="1">
         <w:r>
           <w:rPr>
             <w:color w:val="371E77"/>
@@ -1827,7 +2080,7 @@
         </w:rPr>
         <w:br/>
       </w:r>
-      <w:hyperlink r:id="rId15" w:history="1">
+      <w:hyperlink r:id="rId16" w:history="1">
         <w:r>
           <w:rPr>
             <w:color w:val="371E77"/>
@@ -1841,7 +2094,21 @@
             <w:color w:val="371E77"/>
             <w:u w:val="single"/>
           </w:rPr>
-          <w:t>guide.vercel.app</w:t>
+          <w:t>guide</w:t>
+        </w:r>
+        <w:r>
+          <w:rPr>
+            <w:color w:val="371E77"/>
+            <w:u w:val="single"/>
+          </w:rPr>
+          <w:t>.</w:t>
+        </w:r>
+        <w:r>
+          <w:rPr>
+            <w:color w:val="371E77"/>
+            <w:u w:val="single"/>
+          </w:rPr>
+          <w:t>vercel.app</w:t>
         </w:r>
         <w:proofErr w:type="spellEnd"/>
       </w:hyperlink>
@@ -1853,7 +2120,7 @@
         </w:rPr>
         <w:t xml:space="preserve">  |  </w:t>
       </w:r>
-      <w:hyperlink r:id="rId16" w:history="1">
+      <w:hyperlink r:id="rId17" w:history="1">
         <w:r>
           <w:rPr>
             <w:color w:val="371E77"/>
@@ -3134,7 +3401,7 @@
       </w:r>
       <w:proofErr w:type="gramEnd"/>
       <w:r>
-        <w:t xml:space="preserve">  Rubik's Cube (multiple variants)  ·  Cricket (2× Box Cricket Winner)  ·  Carrom (school-level)  ·  Art &amp; Craft ·  Following emerging tech trends</w:t>
+        <w:t xml:space="preserve">  Rubik's Cube (multiple variants)  ·  Cricket (2× Box Cricket Winner)  ·  Carrom (school-level)  </w:t>
       </w:r>
     </w:p>
     <w:sectPr>
@@ -3940,6 +4207,18 @@
       <w:shd w:val="clear" w:color="auto" w:fill="E1DFDD"/>
     </w:rPr>
   </w:style>
+  <w:style w:type="character" w:styleId="FollowedHyperlink">
+    <w:name w:val="FollowedHyperlink"/>
+    <w:basedOn w:val="DefaultParagraphFont"/>
+    <w:uiPriority w:val="99"/>
+    <w:semiHidden/>
+    <w:unhideWhenUsed/>
+    <w:rsid w:val="00297FA3"/>
+    <w:rPr>
+      <w:color w:val="954F72" w:themeColor="followedHyperlink"/>
+      <w:u w:val="single"/>
+    </w:rPr>
+  </w:style>
 </w:styles>
 </file>
 
